--- a/FARKHANDA AHMED_timetable.docx
+++ b/FARKHANDA AHMED_timetable.docx
@@ -7,7 +7,12 @@
         <w:pStyle w:val="Title"/>
       </w:pPr>
       <w:r>
-        <w:t>Teacher Timetable - FARKHANDA AHMED</w:t>
+        <w:t>Teacher Timetable — FARKHANDA AHMED</w:t>
+      </w:r>
+    </w:p>
+    <w:p>
+      <w:r>
+        <w:t>Total Weekly Periods: 25</w:t>
       </w:r>
     </w:p>
     <w:tbl>
@@ -17,17 +22,19 @@
         <w:tblLook w:firstColumn="1" w:firstRow="1" w:lastColumn="0" w:lastRow="0" w:noHBand="0" w:noVBand="1" w:val="04A0"/>
       </w:tblPr>
       <w:tblGrid>
-        <w:gridCol w:w="1440"/>
-        <w:gridCol w:w="1440"/>
-        <w:gridCol w:w="1440"/>
-        <w:gridCol w:w="1440"/>
-        <w:gridCol w:w="1440"/>
-        <w:gridCol w:w="1440"/>
+        <w:gridCol w:w="1080"/>
+        <w:gridCol w:w="1080"/>
+        <w:gridCol w:w="1080"/>
+        <w:gridCol w:w="1080"/>
+        <w:gridCol w:w="1080"/>
+        <w:gridCol w:w="1080"/>
+        <w:gridCol w:w="1080"/>
+        <w:gridCol w:w="1080"/>
       </w:tblGrid>
       <w:tr>
         <w:tc>
           <w:tcPr>
-            <w:tcW w:type="dxa" w:w="1440"/>
+            <w:tcW w:type="dxa" w:w="1080"/>
           </w:tcPr>
           <w:p>
             <w:r>
@@ -37,51 +44,71 @@
         </w:tc>
         <w:tc>
           <w:tcPr>
-            <w:tcW w:type="dxa" w:w="1440"/>
+            <w:tcW w:type="dxa" w:w="1080"/>
           </w:tcPr>
           <w:p>
             <w:r>
-              <w:t>Monday</w:t>
+              <w:t>Mon-Thu Time</w:t>
             </w:r>
           </w:p>
         </w:tc>
         <w:tc>
           <w:tcPr>
-            <w:tcW w:type="dxa" w:w="1440"/>
+            <w:tcW w:type="dxa" w:w="1080"/>
           </w:tcPr>
           <w:p>
             <w:r>
-              <w:t>Tuesday</w:t>
+              <w:t>Mon</w:t>
             </w:r>
           </w:p>
         </w:tc>
         <w:tc>
           <w:tcPr>
-            <w:tcW w:type="dxa" w:w="1440"/>
+            <w:tcW w:type="dxa" w:w="1080"/>
           </w:tcPr>
           <w:p>
             <w:r>
-              <w:t>Wednesday</w:t>
+              <w:t>Tue</w:t>
             </w:r>
           </w:p>
         </w:tc>
         <w:tc>
           <w:tcPr>
-            <w:tcW w:type="dxa" w:w="1440"/>
+            <w:tcW w:type="dxa" w:w="1080"/>
           </w:tcPr>
           <w:p>
             <w:r>
-              <w:t>Thursday</w:t>
+              <w:t>Wed</w:t>
             </w:r>
           </w:p>
         </w:tc>
         <w:tc>
           <w:tcPr>
-            <w:tcW w:type="dxa" w:w="1440"/>
+            <w:tcW w:type="dxa" w:w="1080"/>
           </w:tcPr>
           <w:p>
             <w:r>
-              <w:t>Friday</w:t>
+              <w:t>Thu</w:t>
+            </w:r>
+          </w:p>
+        </w:tc>
+        <w:tc>
+          <w:tcPr>
+            <w:tcW w:type="dxa" w:w="1080"/>
+          </w:tcPr>
+          <w:p>
+            <w:r>
+              <w:t>Fri</w:t>
+            </w:r>
+          </w:p>
+        </w:tc>
+        <w:tc>
+          <w:tcPr>
+            <w:tcW w:type="dxa" w:w="1080"/>
+          </w:tcPr>
+          <w:p>
+            <w:r>
+              <w:t>Fri Time</w:t>
             </w:r>
           </w:p>
         </w:tc>
@@ -89,7 +116,7 @@
       <w:tr>
         <w:tc>
           <w:tcPr>
-            <w:tcW w:type="dxa" w:w="1440"/>
+            <w:tcW w:type="dxa" w:w="1080"/>
           </w:tcPr>
           <w:p>
             <w:r>
@@ -99,7 +126,17 @@
         </w:tc>
         <w:tc>
           <w:tcPr>
-            <w:tcW w:type="dxa" w:w="1440"/>
+            <w:tcW w:type="dxa" w:w="1080"/>
+          </w:tcPr>
+          <w:p>
+            <w:r>
+              <w:t>8:00-8:50</w:t>
+            </w:r>
+          </w:p>
+        </w:tc>
+        <w:tc>
+          <w:tcPr>
+            <w:tcW w:type="dxa" w:w="1080"/>
           </w:tcPr>
           <w:p>
             <w:r>
@@ -111,7 +148,7 @@
         </w:tc>
         <w:tc>
           <w:tcPr>
-            <w:tcW w:type="dxa" w:w="1440"/>
+            <w:tcW w:type="dxa" w:w="1080"/>
           </w:tcPr>
           <w:p>
             <w:r>
@@ -123,7 +160,7 @@
         </w:tc>
         <w:tc>
           <w:tcPr>
-            <w:tcW w:type="dxa" w:w="1440"/>
+            <w:tcW w:type="dxa" w:w="1080"/>
           </w:tcPr>
           <w:p>
             <w:r>
@@ -135,7 +172,7 @@
         </w:tc>
         <w:tc>
           <w:tcPr>
-            <w:tcW w:type="dxa" w:w="1440"/>
+            <w:tcW w:type="dxa" w:w="1080"/>
           </w:tcPr>
           <w:p>
             <w:r>
@@ -147,7 +184,7 @@
         </w:tc>
         <w:tc>
           <w:tcPr>
-            <w:tcW w:type="dxa" w:w="1440"/>
+            <w:tcW w:type="dxa" w:w="1080"/>
           </w:tcPr>
           <w:p>
             <w:r>
@@ -157,11 +194,21 @@
             </w:r>
           </w:p>
         </w:tc>
+        <w:tc>
+          <w:tcPr>
+            <w:tcW w:type="dxa" w:w="1080"/>
+          </w:tcPr>
+          <w:p>
+            <w:r>
+              <w:t>8:00-8:40</w:t>
+            </w:r>
+          </w:p>
+        </w:tc>
       </w:tr>
       <w:tr>
         <w:tc>
           <w:tcPr>
-            <w:tcW w:type="dxa" w:w="1440"/>
+            <w:tcW w:type="dxa" w:w="1080"/>
           </w:tcPr>
           <w:p>
             <w:r>
@@ -171,7 +218,17 @@
         </w:tc>
         <w:tc>
           <w:tcPr>
-            <w:tcW w:type="dxa" w:w="1440"/>
+            <w:tcW w:type="dxa" w:w="1080"/>
+          </w:tcPr>
+          <w:p>
+            <w:r>
+              <w:t>8:50-9:30</w:t>
+            </w:r>
+          </w:p>
+        </w:tc>
+        <w:tc>
+          <w:tcPr>
+            <w:tcW w:type="dxa" w:w="1080"/>
           </w:tcPr>
           <w:p>
             <w:r>
@@ -183,7 +240,7 @@
         </w:tc>
         <w:tc>
           <w:tcPr>
-            <w:tcW w:type="dxa" w:w="1440"/>
+            <w:tcW w:type="dxa" w:w="1080"/>
           </w:tcPr>
           <w:p>
             <w:r>
@@ -195,7 +252,7 @@
         </w:tc>
         <w:tc>
           <w:tcPr>
-            <w:tcW w:type="dxa" w:w="1440"/>
+            <w:tcW w:type="dxa" w:w="1080"/>
           </w:tcPr>
           <w:p>
             <w:r/>
@@ -203,7 +260,7 @@
         </w:tc>
         <w:tc>
           <w:tcPr>
-            <w:tcW w:type="dxa" w:w="1440"/>
+            <w:tcW w:type="dxa" w:w="1080"/>
           </w:tcPr>
           <w:p>
             <w:r>
@@ -215,7 +272,7 @@
         </w:tc>
         <w:tc>
           <w:tcPr>
-            <w:tcW w:type="dxa" w:w="1440"/>
+            <w:tcW w:type="dxa" w:w="1080"/>
           </w:tcPr>
           <w:p>
             <w:r>
@@ -225,11 +282,21 @@
             </w:r>
           </w:p>
         </w:tc>
+        <w:tc>
+          <w:tcPr>
+            <w:tcW w:type="dxa" w:w="1080"/>
+          </w:tcPr>
+          <w:p>
+            <w:r>
+              <w:t>8:40-9:15</w:t>
+            </w:r>
+          </w:p>
+        </w:tc>
       </w:tr>
       <w:tr>
         <w:tc>
           <w:tcPr>
-            <w:tcW w:type="dxa" w:w="1440"/>
+            <w:tcW w:type="dxa" w:w="1080"/>
           </w:tcPr>
           <w:p>
             <w:r>
@@ -239,7 +306,17 @@
         </w:tc>
         <w:tc>
           <w:tcPr>
-            <w:tcW w:type="dxa" w:w="1440"/>
+            <w:tcW w:type="dxa" w:w="1080"/>
+          </w:tcPr>
+          <w:p>
+            <w:r>
+              <w:t>9:30-10:10</w:t>
+            </w:r>
+          </w:p>
+        </w:tc>
+        <w:tc>
+          <w:tcPr>
+            <w:tcW w:type="dxa" w:w="1080"/>
           </w:tcPr>
           <w:p>
             <w:r/>
@@ -247,7 +324,7 @@
         </w:tc>
         <w:tc>
           <w:tcPr>
-            <w:tcW w:type="dxa" w:w="1440"/>
+            <w:tcW w:type="dxa" w:w="1080"/>
           </w:tcPr>
           <w:p>
             <w:r/>
@@ -255,7 +332,7 @@
         </w:tc>
         <w:tc>
           <w:tcPr>
-            <w:tcW w:type="dxa" w:w="1440"/>
+            <w:tcW w:type="dxa" w:w="1080"/>
           </w:tcPr>
           <w:p>
             <w:r>
@@ -267,7 +344,7 @@
         </w:tc>
         <w:tc>
           <w:tcPr>
-            <w:tcW w:type="dxa" w:w="1440"/>
+            <w:tcW w:type="dxa" w:w="1080"/>
           </w:tcPr>
           <w:p>
             <w:r>
@@ -279,17 +356,27 @@
         </w:tc>
         <w:tc>
           <w:tcPr>
-            <w:tcW w:type="dxa" w:w="1440"/>
+            <w:tcW w:type="dxa" w:w="1080"/>
           </w:tcPr>
           <w:p>
             <w:r/>
+          </w:p>
+        </w:tc>
+        <w:tc>
+          <w:tcPr>
+            <w:tcW w:type="dxa" w:w="1080"/>
+          </w:tcPr>
+          <w:p>
+            <w:r>
+              <w:t>9:15-9:50</w:t>
+            </w:r>
           </w:p>
         </w:tc>
       </w:tr>
       <w:tr>
         <w:tc>
           <w:tcPr>
-            <w:tcW w:type="dxa" w:w="1440"/>
+            <w:tcW w:type="dxa" w:w="1080"/>
           </w:tcPr>
           <w:p>
             <w:r>
@@ -299,7 +386,17 @@
         </w:tc>
         <w:tc>
           <w:tcPr>
-            <w:tcW w:type="dxa" w:w="1440"/>
+            <w:tcW w:type="dxa" w:w="1080"/>
+          </w:tcPr>
+          <w:p>
+            <w:r>
+              <w:t>10:10-10:50</w:t>
+            </w:r>
+          </w:p>
+        </w:tc>
+        <w:tc>
+          <w:tcPr>
+            <w:tcW w:type="dxa" w:w="1080"/>
           </w:tcPr>
           <w:p>
             <w:r/>
@@ -307,7 +404,7 @@
         </w:tc>
         <w:tc>
           <w:tcPr>
-            <w:tcW w:type="dxa" w:w="1440"/>
+            <w:tcW w:type="dxa" w:w="1080"/>
           </w:tcPr>
           <w:p>
             <w:r>
@@ -319,7 +416,7 @@
         </w:tc>
         <w:tc>
           <w:tcPr>
-            <w:tcW w:type="dxa" w:w="1440"/>
+            <w:tcW w:type="dxa" w:w="1080"/>
           </w:tcPr>
           <w:p>
             <w:r>
@@ -331,7 +428,7 @@
         </w:tc>
         <w:tc>
           <w:tcPr>
-            <w:tcW w:type="dxa" w:w="1440"/>
+            <w:tcW w:type="dxa" w:w="1080"/>
           </w:tcPr>
           <w:p>
             <w:r/>
@@ -339,7 +436,7 @@
         </w:tc>
         <w:tc>
           <w:tcPr>
-            <w:tcW w:type="dxa" w:w="1440"/>
+            <w:tcW w:type="dxa" w:w="1080"/>
           </w:tcPr>
           <w:p>
             <w:r>
@@ -349,11 +446,21 @@
             </w:r>
           </w:p>
         </w:tc>
+        <w:tc>
+          <w:tcPr>
+            <w:tcW w:type="dxa" w:w="1080"/>
+          </w:tcPr>
+          <w:p>
+            <w:r>
+              <w:t>9:50-10:25</w:t>
+            </w:r>
+          </w:p>
+        </w:tc>
       </w:tr>
       <w:tr>
         <w:tc>
           <w:tcPr>
-            <w:tcW w:type="dxa" w:w="1440"/>
+            <w:tcW w:type="dxa" w:w="1080"/>
           </w:tcPr>
           <w:p>
             <w:r>
@@ -363,7 +470,17 @@
         </w:tc>
         <w:tc>
           <w:tcPr>
-            <w:tcW w:type="dxa" w:w="1440"/>
+            <w:tcW w:type="dxa" w:w="1080"/>
+          </w:tcPr>
+          <w:p>
+            <w:r>
+              <w:t>10:50-11:30</w:t>
+            </w:r>
+          </w:p>
+        </w:tc>
+        <w:tc>
+          <w:tcPr>
+            <w:tcW w:type="dxa" w:w="1080"/>
           </w:tcPr>
           <w:p>
             <w:r>
@@ -375,7 +492,7 @@
         </w:tc>
         <w:tc>
           <w:tcPr>
-            <w:tcW w:type="dxa" w:w="1440"/>
+            <w:tcW w:type="dxa" w:w="1080"/>
           </w:tcPr>
           <w:p>
             <w:r>
@@ -387,7 +504,7 @@
         </w:tc>
         <w:tc>
           <w:tcPr>
-            <w:tcW w:type="dxa" w:w="1440"/>
+            <w:tcW w:type="dxa" w:w="1080"/>
           </w:tcPr>
           <w:p>
             <w:r>
@@ -399,7 +516,7 @@
         </w:tc>
         <w:tc>
           <w:tcPr>
-            <w:tcW w:type="dxa" w:w="1440"/>
+            <w:tcW w:type="dxa" w:w="1080"/>
           </w:tcPr>
           <w:p>
             <w:r>
@@ -411,21 +528,7 @@
         </w:tc>
         <w:tc>
           <w:tcPr>
-            <w:tcW w:type="dxa" w:w="1440"/>
-          </w:tcPr>
-          <w:p>
-            <w:r>
-              <w:t>9F</w:t>
-              <w:br/>
-              <w:t>MATHS</w:t>
-            </w:r>
-          </w:p>
-        </w:tc>
-      </w:tr>
-      <w:tr>
-        <w:tc>
-          <w:tcPr>
-            <w:tcW w:type="dxa" w:w="1440"/>
+            <w:tcW w:type="dxa" w:w="1080"/>
           </w:tcPr>
           <w:p>
             <w:r>
@@ -435,7 +538,39 @@
         </w:tc>
         <w:tc>
           <w:tcPr>
-            <w:tcW w:type="dxa" w:w="1440"/>
+            <w:tcW w:type="dxa" w:w="1080"/>
+          </w:tcPr>
+          <w:p>
+            <w:r>
+              <w:t>10:55-11:35</w:t>
+            </w:r>
+          </w:p>
+        </w:tc>
+      </w:tr>
+      <w:tr>
+        <w:tc>
+          <w:tcPr>
+            <w:tcW w:type="dxa" w:w="1080"/>
+          </w:tcPr>
+          <w:p>
+            <w:r>
+              <w:t>Lunch</w:t>
+            </w:r>
+          </w:p>
+        </w:tc>
+        <w:tc>
+          <w:tcPr>
+            <w:tcW w:type="dxa" w:w="1080"/>
+          </w:tcPr>
+          <w:p>
+            <w:r>
+              <w:t>11:30-12:00</w:t>
+            </w:r>
+          </w:p>
+        </w:tc>
+        <w:tc>
+          <w:tcPr>
+            <w:tcW w:type="dxa" w:w="1080"/>
           </w:tcPr>
           <w:p>
             <w:r/>
@@ -443,7 +578,7 @@
         </w:tc>
         <w:tc>
           <w:tcPr>
-            <w:tcW w:type="dxa" w:w="1440"/>
+            <w:tcW w:type="dxa" w:w="1080"/>
           </w:tcPr>
           <w:p>
             <w:r/>
@@ -451,7 +586,7 @@
         </w:tc>
         <w:tc>
           <w:tcPr>
-            <w:tcW w:type="dxa" w:w="1440"/>
+            <w:tcW w:type="dxa" w:w="1080"/>
           </w:tcPr>
           <w:p>
             <w:r/>
@@ -459,7 +594,7 @@
         </w:tc>
         <w:tc>
           <w:tcPr>
-            <w:tcW w:type="dxa" w:w="1440"/>
+            <w:tcW w:type="dxa" w:w="1080"/>
           </w:tcPr>
           <w:p>
             <w:r/>
@@ -467,51 +602,7 @@
         </w:tc>
         <w:tc>
           <w:tcPr>
-            <w:tcW w:type="dxa" w:w="1440"/>
-          </w:tcPr>
-          <w:p>
-            <w:r/>
-          </w:p>
-        </w:tc>
-      </w:tr>
-      <w:tr>
-        <w:tc>
-          <w:tcPr>
-            <w:tcW w:type="dxa" w:w="1440"/>
-          </w:tcPr>
-          <w:p>
-            <w:r>
-              <w:t>P6</w:t>
-            </w:r>
-          </w:p>
-        </w:tc>
-        <w:tc>
-          <w:tcPr>
-            <w:tcW w:type="dxa" w:w="1440"/>
-          </w:tcPr>
-          <w:p>
-            <w:r/>
-          </w:p>
-        </w:tc>
-        <w:tc>
-          <w:tcPr>
-            <w:tcW w:type="dxa" w:w="1440"/>
-          </w:tcPr>
-          <w:p>
-            <w:r/>
-          </w:p>
-        </w:tc>
-        <w:tc>
-          <w:tcPr>
-            <w:tcW w:type="dxa" w:w="1440"/>
-          </w:tcPr>
-          <w:p>
-            <w:r/>
-          </w:p>
-        </w:tc>
-        <w:tc>
-          <w:tcPr>
-            <w:tcW w:type="dxa" w:w="1440"/>
+            <w:tcW w:type="dxa" w:w="1080"/>
           </w:tcPr>
           <w:p>
             <w:r>
@@ -523,17 +614,95 @@
         </w:tc>
         <w:tc>
           <w:tcPr>
-            <w:tcW w:type="dxa" w:w="1440"/>
+            <w:tcW w:type="dxa" w:w="1080"/>
           </w:tcPr>
           <w:p>
-            <w:r/>
+            <w:r>
+              <w:t>10:25-10:55</w:t>
+            </w:r>
           </w:p>
         </w:tc>
       </w:tr>
       <w:tr>
         <w:tc>
           <w:tcPr>
-            <w:tcW w:type="dxa" w:w="1440"/>
+            <w:tcW w:type="dxa" w:w="1080"/>
+          </w:tcPr>
+          <w:p>
+            <w:r>
+              <w:t>P6</w:t>
+            </w:r>
+          </w:p>
+        </w:tc>
+        <w:tc>
+          <w:tcPr>
+            <w:tcW w:type="dxa" w:w="1080"/>
+          </w:tcPr>
+          <w:p>
+            <w:r>
+              <w:t>12:00-12:40</w:t>
+            </w:r>
+          </w:p>
+        </w:tc>
+        <w:tc>
+          <w:tcPr>
+            <w:tcW w:type="dxa" w:w="1080"/>
+          </w:tcPr>
+          <w:p>
+            <w:r/>
+          </w:p>
+        </w:tc>
+        <w:tc>
+          <w:tcPr>
+            <w:tcW w:type="dxa" w:w="1080"/>
+          </w:tcPr>
+          <w:p>
+            <w:r/>
+          </w:p>
+        </w:tc>
+        <w:tc>
+          <w:tcPr>
+            <w:tcW w:type="dxa" w:w="1080"/>
+          </w:tcPr>
+          <w:p>
+            <w:r/>
+          </w:p>
+        </w:tc>
+        <w:tc>
+          <w:tcPr>
+            <w:tcW w:type="dxa" w:w="1080"/>
+          </w:tcPr>
+          <w:p>
+            <w:r>
+              <w:t>9F</w:t>
+              <w:br/>
+              <w:t>MATHS</w:t>
+            </w:r>
+          </w:p>
+        </w:tc>
+        <w:tc>
+          <w:tcPr>
+            <w:tcW w:type="dxa" w:w="1080"/>
+          </w:tcPr>
+          <w:p>
+            <w:r/>
+          </w:p>
+        </w:tc>
+        <w:tc>
+          <w:tcPr>
+            <w:tcW w:type="dxa" w:w="1080"/>
+          </w:tcPr>
+          <w:p>
+            <w:r>
+              <w:t>11:35-12:15</w:t>
+            </w:r>
+          </w:p>
+        </w:tc>
+      </w:tr>
+      <w:tr>
+        <w:tc>
+          <w:tcPr>
+            <w:tcW w:type="dxa" w:w="1080"/>
           </w:tcPr>
           <w:p>
             <w:r>
@@ -543,7 +712,17 @@
         </w:tc>
         <w:tc>
           <w:tcPr>
-            <w:tcW w:type="dxa" w:w="1440"/>
+            <w:tcW w:type="dxa" w:w="1080"/>
+          </w:tcPr>
+          <w:p>
+            <w:r>
+              <w:t>12:40-1:20</w:t>
+            </w:r>
+          </w:p>
+        </w:tc>
+        <w:tc>
+          <w:tcPr>
+            <w:tcW w:type="dxa" w:w="1080"/>
           </w:tcPr>
           <w:p>
             <w:r>
@@ -555,7 +734,7 @@
         </w:tc>
         <w:tc>
           <w:tcPr>
-            <w:tcW w:type="dxa" w:w="1440"/>
+            <w:tcW w:type="dxa" w:w="1080"/>
           </w:tcPr>
           <w:p>
             <w:r>
@@ -567,7 +746,7 @@
         </w:tc>
         <w:tc>
           <w:tcPr>
-            <w:tcW w:type="dxa" w:w="1440"/>
+            <w:tcW w:type="dxa" w:w="1080"/>
           </w:tcPr>
           <w:p>
             <w:r>
@@ -579,7 +758,7 @@
         </w:tc>
         <w:tc>
           <w:tcPr>
-            <w:tcW w:type="dxa" w:w="1440"/>
+            <w:tcW w:type="dxa" w:w="1080"/>
           </w:tcPr>
           <w:p>
             <w:r/>
@@ -587,7 +766,15 @@
         </w:tc>
         <w:tc>
           <w:tcPr>
-            <w:tcW w:type="dxa" w:w="1440"/>
+            <w:tcW w:type="dxa" w:w="1080"/>
+          </w:tcPr>
+          <w:p>
+            <w:r/>
+          </w:p>
+        </w:tc>
+        <w:tc>
+          <w:tcPr>
+            <w:tcW w:type="dxa" w:w="1080"/>
           </w:tcPr>
           <w:p>
             <w:r/>
@@ -597,7 +784,7 @@
       <w:tr>
         <w:tc>
           <w:tcPr>
-            <w:tcW w:type="dxa" w:w="1440"/>
+            <w:tcW w:type="dxa" w:w="1080"/>
           </w:tcPr>
           <w:p>
             <w:r>
@@ -607,7 +794,17 @@
         </w:tc>
         <w:tc>
           <w:tcPr>
-            <w:tcW w:type="dxa" w:w="1440"/>
+            <w:tcW w:type="dxa" w:w="1080"/>
+          </w:tcPr>
+          <w:p>
+            <w:r>
+              <w:t>1:20-2:00</w:t>
+            </w:r>
+          </w:p>
+        </w:tc>
+        <w:tc>
+          <w:tcPr>
+            <w:tcW w:type="dxa" w:w="1080"/>
           </w:tcPr>
           <w:p>
             <w:r>
@@ -619,7 +816,7 @@
         </w:tc>
         <w:tc>
           <w:tcPr>
-            <w:tcW w:type="dxa" w:w="1440"/>
+            <w:tcW w:type="dxa" w:w="1080"/>
           </w:tcPr>
           <w:p>
             <w:r/>
@@ -627,7 +824,7 @@
         </w:tc>
         <w:tc>
           <w:tcPr>
-            <w:tcW w:type="dxa" w:w="1440"/>
+            <w:tcW w:type="dxa" w:w="1080"/>
           </w:tcPr>
           <w:p>
             <w:r>
@@ -639,7 +836,7 @@
         </w:tc>
         <w:tc>
           <w:tcPr>
-            <w:tcW w:type="dxa" w:w="1440"/>
+            <w:tcW w:type="dxa" w:w="1080"/>
           </w:tcPr>
           <w:p>
             <w:r/>
@@ -647,7 +844,15 @@
         </w:tc>
         <w:tc>
           <w:tcPr>
-            <w:tcW w:type="dxa" w:w="1440"/>
+            <w:tcW w:type="dxa" w:w="1080"/>
+          </w:tcPr>
+          <w:p>
+            <w:r/>
+          </w:p>
+        </w:tc>
+        <w:tc>
+          <w:tcPr>
+            <w:tcW w:type="dxa" w:w="1080"/>
           </w:tcPr>
           <w:p>
             <w:r/>

--- a/FARKHANDA AHMED_timetable.docx
+++ b/FARKHANDA AHMED_timetable.docx
@@ -130,7 +130,7 @@
           </w:tcPr>
           <w:p>
             <w:r>
-              <w:t>8:00-8:50</w:t>
+              <w:t>8:00-8:45</w:t>
             </w:r>
           </w:p>
         </w:tc>
@@ -187,11 +187,7 @@
             <w:tcW w:type="dxa" w:w="1080"/>
           </w:tcPr>
           <w:p>
-            <w:r>
-              <w:t>6D</w:t>
-              <w:br/>
-              <w:t>MATHS</w:t>
-            </w:r>
+            <w:r/>
           </w:p>
         </w:tc>
         <w:tc>
@@ -222,7 +218,27 @@
           </w:tcPr>
           <w:p>
             <w:r>
-              <w:t>8:50-9:30</w:t>
+              <w:t>8:45-9:30</w:t>
+            </w:r>
+          </w:p>
+        </w:tc>
+        <w:tc>
+          <w:tcPr>
+            <w:tcW w:type="dxa" w:w="1080"/>
+          </w:tcPr>
+          <w:p>
+            <w:r/>
+          </w:p>
+        </w:tc>
+        <w:tc>
+          <w:tcPr>
+            <w:tcW w:type="dxa" w:w="1080"/>
+          </w:tcPr>
+          <w:p>
+            <w:r>
+              <w:t>7B</w:t>
+              <w:br/>
+              <w:t>MATHS</w:t>
             </w:r>
           </w:p>
         </w:tc>
@@ -243,31 +259,7 @@
             <w:tcW w:type="dxa" w:w="1080"/>
           </w:tcPr>
           <w:p>
-            <w:r>
-              <w:t>7B</w:t>
-              <w:br/>
-              <w:t>MATHS</w:t>
-            </w:r>
-          </w:p>
-        </w:tc>
-        <w:tc>
-          <w:tcPr>
-            <w:tcW w:type="dxa" w:w="1080"/>
-          </w:tcPr>
-          <w:p>
             <w:r/>
-          </w:p>
-        </w:tc>
-        <w:tc>
-          <w:tcPr>
-            <w:tcW w:type="dxa" w:w="1080"/>
-          </w:tcPr>
-          <w:p>
-            <w:r>
-              <w:t>9B</w:t>
-              <w:br/>
-              <w:t>MATHS</w:t>
-            </w:r>
           </w:p>
         </w:tc>
         <w:tc>
@@ -310,7 +302,19 @@
           </w:tcPr>
           <w:p>
             <w:r>
-              <w:t>9:30-10:10</w:t>
+              <w:t>9:30-10:15</w:t>
+            </w:r>
+          </w:p>
+        </w:tc>
+        <w:tc>
+          <w:tcPr>
+            <w:tcW w:type="dxa" w:w="1080"/>
+          </w:tcPr>
+          <w:p>
+            <w:r>
+              <w:t>7B</w:t>
+              <w:br/>
+              <w:t>MATHS</w:t>
             </w:r>
           </w:p>
         </w:tc>
@@ -328,18 +332,6 @@
           </w:tcPr>
           <w:p>
             <w:r/>
-          </w:p>
-        </w:tc>
-        <w:tc>
-          <w:tcPr>
-            <w:tcW w:type="dxa" w:w="1080"/>
-          </w:tcPr>
-          <w:p>
-            <w:r>
-              <w:t>6D</w:t>
-              <w:br/>
-              <w:t>MATHS</w:t>
-            </w:r>
           </w:p>
         </w:tc>
         <w:tc>
@@ -390,7 +382,7 @@
           </w:tcPr>
           <w:p>
             <w:r>
-              <w:t>10:10-10:50</w:t>
+              <w:t>10:15-11:00</w:t>
             </w:r>
           </w:p>
         </w:tc>
@@ -399,7 +391,11 @@
             <w:tcW w:type="dxa" w:w="1080"/>
           </w:tcPr>
           <w:p>
-            <w:r/>
+            <w:r>
+              <w:t>9F</w:t>
+              <w:br/>
+              <w:t>MATHS</w:t>
+            </w:r>
           </w:p>
         </w:tc>
         <w:tc>
@@ -408,7 +404,19 @@
           </w:tcPr>
           <w:p>
             <w:r>
-              <w:t>7B</w:t>
+              <w:t>9F</w:t>
+              <w:br/>
+              <w:t>MATHS</w:t>
+            </w:r>
+          </w:p>
+        </w:tc>
+        <w:tc>
+          <w:tcPr>
+            <w:tcW w:type="dxa" w:w="1080"/>
+          </w:tcPr>
+          <w:p>
+            <w:r>
+              <w:t>9F</w:t>
               <w:br/>
               <w:t>MATHS</w:t>
             </w:r>
@@ -424,14 +432,6 @@
               <w:br/>
               <w:t>MATHS</w:t>
             </w:r>
-          </w:p>
-        </w:tc>
-        <w:tc>
-          <w:tcPr>
-            <w:tcW w:type="dxa" w:w="1080"/>
-          </w:tcPr>
-          <w:p>
-            <w:r/>
           </w:p>
         </w:tc>
         <w:tc>
@@ -464,74 +464,6 @@
           </w:tcPr>
           <w:p>
             <w:r>
-              <w:t>P5</w:t>
-            </w:r>
-          </w:p>
-        </w:tc>
-        <w:tc>
-          <w:tcPr>
-            <w:tcW w:type="dxa" w:w="1080"/>
-          </w:tcPr>
-          <w:p>
-            <w:r>
-              <w:t>10:50-11:30</w:t>
-            </w:r>
-          </w:p>
-        </w:tc>
-        <w:tc>
-          <w:tcPr>
-            <w:tcW w:type="dxa" w:w="1080"/>
-          </w:tcPr>
-          <w:p>
-            <w:r>
-              <w:t>7B</w:t>
-              <w:br/>
-              <w:t>MATHS</w:t>
-            </w:r>
-          </w:p>
-        </w:tc>
-        <w:tc>
-          <w:tcPr>
-            <w:tcW w:type="dxa" w:w="1080"/>
-          </w:tcPr>
-          <w:p>
-            <w:r>
-              <w:t>9F</w:t>
-              <w:br/>
-              <w:t>MATHS</w:t>
-            </w:r>
-          </w:p>
-        </w:tc>
-        <w:tc>
-          <w:tcPr>
-            <w:tcW w:type="dxa" w:w="1080"/>
-          </w:tcPr>
-          <w:p>
-            <w:r>
-              <w:t>7B</w:t>
-              <w:br/>
-              <w:t>MATHS</w:t>
-            </w:r>
-          </w:p>
-        </w:tc>
-        <w:tc>
-          <w:tcPr>
-            <w:tcW w:type="dxa" w:w="1080"/>
-          </w:tcPr>
-          <w:p>
-            <w:r>
-              <w:t>9B</w:t>
-              <w:br/>
-              <w:t>MATHS</w:t>
-            </w:r>
-          </w:p>
-        </w:tc>
-        <w:tc>
-          <w:tcPr>
-            <w:tcW w:type="dxa" w:w="1080"/>
-          </w:tcPr>
-          <w:p>
-            <w:r>
               <w:t>Lunch</w:t>
             </w:r>
           </w:p>
@@ -542,29 +474,7 @@
           </w:tcPr>
           <w:p>
             <w:r>
-              <w:t>10:55-11:35</w:t>
-            </w:r>
-          </w:p>
-        </w:tc>
-      </w:tr>
-      <w:tr>
-        <w:tc>
-          <w:tcPr>
-            <w:tcW w:type="dxa" w:w="1080"/>
-          </w:tcPr>
-          <w:p>
-            <w:r>
-              <w:t>Lunch</w:t>
-            </w:r>
-          </w:p>
-        </w:tc>
-        <w:tc>
-          <w:tcPr>
-            <w:tcW w:type="dxa" w:w="1080"/>
-          </w:tcPr>
-          <w:p>
-            <w:r>
-              <w:t>11:30-12:00</w:t>
+              <w:t>11:00-11:30</w:t>
             </w:r>
           </w:p>
         </w:tc>
@@ -605,6 +515,66 @@
             <w:tcW w:type="dxa" w:w="1080"/>
           </w:tcPr>
           <w:p>
+            <w:r/>
+          </w:p>
+        </w:tc>
+        <w:tc>
+          <w:tcPr>
+            <w:tcW w:type="dxa" w:w="1080"/>
+          </w:tcPr>
+          <w:p>
+            <w:r>
+              <w:t>10:25-10:55</w:t>
+            </w:r>
+          </w:p>
+        </w:tc>
+      </w:tr>
+      <w:tr>
+        <w:tc>
+          <w:tcPr>
+            <w:tcW w:type="dxa" w:w="1080"/>
+          </w:tcPr>
+          <w:p>
+            <w:r>
+              <w:t>P5</w:t>
+            </w:r>
+          </w:p>
+        </w:tc>
+        <w:tc>
+          <w:tcPr>
+            <w:tcW w:type="dxa" w:w="1080"/>
+          </w:tcPr>
+          <w:p>
+            <w:r>
+              <w:t>11:30-12:15</w:t>
+            </w:r>
+          </w:p>
+        </w:tc>
+        <w:tc>
+          <w:tcPr>
+            <w:tcW w:type="dxa" w:w="1080"/>
+          </w:tcPr>
+          <w:p>
+            <w:r/>
+          </w:p>
+        </w:tc>
+        <w:tc>
+          <w:tcPr>
+            <w:tcW w:type="dxa" w:w="1080"/>
+          </w:tcPr>
+          <w:p>
+            <w:r>
+              <w:t>9B</w:t>
+              <w:br/>
+              <w:t>MATHS</w:t>
+            </w:r>
+          </w:p>
+        </w:tc>
+        <w:tc>
+          <w:tcPr>
+            <w:tcW w:type="dxa" w:w="1080"/>
+          </w:tcPr>
+          <w:p>
             <w:r>
               <w:t>9F</w:t>
               <w:br/>
@@ -618,7 +588,27 @@
           </w:tcPr>
           <w:p>
             <w:r>
-              <w:t>10:25-10:55</w:t>
+              <w:t>7B</w:t>
+              <w:br/>
+              <w:t>MATHS</w:t>
+            </w:r>
+          </w:p>
+        </w:tc>
+        <w:tc>
+          <w:tcPr>
+            <w:tcW w:type="dxa" w:w="1080"/>
+          </w:tcPr>
+          <w:p>
+            <w:r/>
+          </w:p>
+        </w:tc>
+        <w:tc>
+          <w:tcPr>
+            <w:tcW w:type="dxa" w:w="1080"/>
+          </w:tcPr>
+          <w:p>
+            <w:r>
+              <w:t>10:55-11:35</w:t>
             </w:r>
           </w:p>
         </w:tc>
@@ -640,7 +630,7 @@
           </w:tcPr>
           <w:p>
             <w:r>
-              <w:t>12:00-12:40</w:t>
+              <w:t>12:15-1:00</w:t>
             </w:r>
           </w:p>
         </w:tc>
@@ -657,24 +647,8 @@
             <w:tcW w:type="dxa" w:w="1080"/>
           </w:tcPr>
           <w:p>
-            <w:r/>
-          </w:p>
-        </w:tc>
-        <w:tc>
-          <w:tcPr>
-            <w:tcW w:type="dxa" w:w="1080"/>
-          </w:tcPr>
-          <w:p>
-            <w:r/>
-          </w:p>
-        </w:tc>
-        <w:tc>
-          <w:tcPr>
-            <w:tcW w:type="dxa" w:w="1080"/>
-          </w:tcPr>
-          <w:p>
             <w:r>
-              <w:t>9F</w:t>
+              <w:t>9B</w:t>
               <w:br/>
               <w:t>MATHS</w:t>
             </w:r>
@@ -685,7 +659,35 @@
             <w:tcW w:type="dxa" w:w="1080"/>
           </w:tcPr>
           <w:p>
-            <w:r/>
+            <w:r>
+              <w:t>7B</w:t>
+              <w:br/>
+              <w:t>MATHS</w:t>
+            </w:r>
+          </w:p>
+        </w:tc>
+        <w:tc>
+          <w:tcPr>
+            <w:tcW w:type="dxa" w:w="1080"/>
+          </w:tcPr>
+          <w:p>
+            <w:r>
+              <w:t>6D</w:t>
+              <w:br/>
+              <w:t>MATHS</w:t>
+            </w:r>
+          </w:p>
+        </w:tc>
+        <w:tc>
+          <w:tcPr>
+            <w:tcW w:type="dxa" w:w="1080"/>
+          </w:tcPr>
+          <w:p>
+            <w:r>
+              <w:t>6D</w:t>
+              <w:br/>
+              <w:t>TS</w:t>
+            </w:r>
           </w:p>
         </w:tc>
         <w:tc>
@@ -716,8 +718,28 @@
           </w:tcPr>
           <w:p>
             <w:r>
-              <w:t>12:40-1:20</w:t>
+              <w:t>1:00-1:45</w:t>
             </w:r>
+          </w:p>
+        </w:tc>
+        <w:tc>
+          <w:tcPr>
+            <w:tcW w:type="dxa" w:w="1080"/>
+          </w:tcPr>
+          <w:p>
+            <w:r>
+              <w:t>9F</w:t>
+              <w:br/>
+              <w:t>MATHS</w:t>
+            </w:r>
+          </w:p>
+        </w:tc>
+        <w:tc>
+          <w:tcPr>
+            <w:tcW w:type="dxa" w:w="1080"/>
+          </w:tcPr>
+          <w:p>
+            <w:r/>
           </w:p>
         </w:tc>
         <w:tc>
@@ -738,30 +760,10 @@
           </w:tcPr>
           <w:p>
             <w:r>
-              <w:t>9B</w:t>
+              <w:t>6D</w:t>
               <w:br/>
               <w:t>MATHS</w:t>
             </w:r>
-          </w:p>
-        </w:tc>
-        <w:tc>
-          <w:tcPr>
-            <w:tcW w:type="dxa" w:w="1080"/>
-          </w:tcPr>
-          <w:p>
-            <w:r>
-              <w:t>6D</w:t>
-              <w:br/>
-              <w:t>TS</w:t>
-            </w:r>
-          </w:p>
-        </w:tc>
-        <w:tc>
-          <w:tcPr>
-            <w:tcW w:type="dxa" w:w="1080"/>
-          </w:tcPr>
-          <w:p>
-            <w:r/>
           </w:p>
         </w:tc>
         <w:tc>
@@ -798,19 +800,7 @@
           </w:tcPr>
           <w:p>
             <w:r>
-              <w:t>1:20-2:00</w:t>
-            </w:r>
-          </w:p>
-        </w:tc>
-        <w:tc>
-          <w:tcPr>
-            <w:tcW w:type="dxa" w:w="1080"/>
-          </w:tcPr>
-          <w:p>
-            <w:r>
-              <w:t>9F</w:t>
-              <w:br/>
-              <w:t>MATHS</w:t>
+              <w:t>1:45-2:30</w:t>
             </w:r>
           </w:p>
         </w:tc>
@@ -828,10 +818,18 @@
           </w:tcPr>
           <w:p>
             <w:r>
-              <w:t>9F</w:t>
+              <w:t>9B</w:t>
               <w:br/>
               <w:t>MATHS</w:t>
             </w:r>
+          </w:p>
+        </w:tc>
+        <w:tc>
+          <w:tcPr>
+            <w:tcW w:type="dxa" w:w="1080"/>
+          </w:tcPr>
+          <w:p>
+            <w:r/>
           </w:p>
         </w:tc>
         <w:tc>

--- a/FARKHANDA AHMED_timetable.docx
+++ b/FARKHANDA AHMED_timetable.docx
@@ -130,7 +130,7 @@
           </w:tcPr>
           <w:p>
             <w:r>
-              <w:t>8:00-8:45</w:t>
+              <w:t>8:00-8:50</w:t>
             </w:r>
           </w:p>
         </w:tc>
@@ -218,7 +218,7 @@
           </w:tcPr>
           <w:p>
             <w:r>
-              <w:t>8:45-9:30</w:t>
+              <w:t>8:50-9:30</w:t>
             </w:r>
           </w:p>
         </w:tc>
@@ -302,7 +302,7 @@
           </w:tcPr>
           <w:p>
             <w:r>
-              <w:t>9:30-10:15</w:t>
+              <w:t>9:30-10:10</w:t>
             </w:r>
           </w:p>
         </w:tc>
@@ -382,7 +382,7 @@
           </w:tcPr>
           <w:p>
             <w:r>
-              <w:t>10:15-11:00</w:t>
+              <w:t>10:10-10:50</w:t>
             </w:r>
           </w:p>
         </w:tc>
@@ -474,7 +474,7 @@
           </w:tcPr>
           <w:p>
             <w:r>
-              <w:t>11:00-11:30</w:t>
+              <w:t>10:50-11:20</w:t>
             </w:r>
           </w:p>
         </w:tc>
@@ -546,7 +546,7 @@
           </w:tcPr>
           <w:p>
             <w:r>
-              <w:t>11:30-12:15</w:t>
+              <w:t>11:20-12:00</w:t>
             </w:r>
           </w:p>
         </w:tc>
@@ -630,7 +630,7 @@
           </w:tcPr>
           <w:p>
             <w:r>
-              <w:t>12:15-1:00</w:t>
+              <w:t>12:00-12:40</w:t>
             </w:r>
           </w:p>
         </w:tc>
@@ -718,7 +718,7 @@
           </w:tcPr>
           <w:p>
             <w:r>
-              <w:t>1:00-1:45</w:t>
+              <w:t>12:40-1:20</w:t>
             </w:r>
           </w:p>
         </w:tc>
@@ -800,7 +800,7 @@
           </w:tcPr>
           <w:p>
             <w:r>
-              <w:t>1:45-2:30</w:t>
+              <w:t>1:20-2:00</w:t>
             </w:r>
           </w:p>
         </w:tc>

--- a/FARKHANDA AHMED_timetable.docx
+++ b/FARKHANDA AHMED_timetable.docx
@@ -22,92 +22,116 @@
         <w:tblLook w:firstColumn="1" w:firstRow="1" w:lastColumn="0" w:lastRow="0" w:noHBand="0" w:noVBand="1" w:val="04A0"/>
       </w:tblPr>
       <w:tblGrid>
-        <w:gridCol w:w="1080"/>
-        <w:gridCol w:w="1080"/>
-        <w:gridCol w:w="1080"/>
-        <w:gridCol w:w="1080"/>
-        <w:gridCol w:w="1080"/>
-        <w:gridCol w:w="1080"/>
-        <w:gridCol w:w="1080"/>
-        <w:gridCol w:w="1080"/>
+        <w:gridCol w:w="1530"/>
+        <w:gridCol w:w="1530"/>
+        <w:gridCol w:w="1530"/>
+        <w:gridCol w:w="1530"/>
+        <w:gridCol w:w="1530"/>
+        <w:gridCol w:w="1530"/>
+        <w:gridCol w:w="1530"/>
+        <w:gridCol w:w="1530"/>
       </w:tblGrid>
       <w:tr>
         <w:tc>
           <w:tcPr>
-            <w:tcW w:type="dxa" w:w="1080"/>
+            <w:tcW w:type="dxa" w:w="1530"/>
           </w:tcPr>
           <w:p>
             <w:r>
+              <w:rPr>
+                <w:b/>
+              </w:rPr>
               <w:t>Period</w:t>
             </w:r>
           </w:p>
         </w:tc>
         <w:tc>
           <w:tcPr>
-            <w:tcW w:type="dxa" w:w="1080"/>
+            <w:tcW w:type="dxa" w:w="1530"/>
           </w:tcPr>
           <w:p>
             <w:r>
-              <w:t>Mon-Thu Time</w:t>
+              <w:rPr>
+                <w:b/>
+              </w:rPr>
+              <w:t>Mon-Wed Time</w:t>
             </w:r>
           </w:p>
         </w:tc>
         <w:tc>
           <w:tcPr>
-            <w:tcW w:type="dxa" w:w="1080"/>
+            <w:tcW w:type="dxa" w:w="1530"/>
           </w:tcPr>
           <w:p>
             <w:r>
+              <w:rPr>
+                <w:b/>
+              </w:rPr>
               <w:t>Mon</w:t>
             </w:r>
           </w:p>
         </w:tc>
         <w:tc>
           <w:tcPr>
-            <w:tcW w:type="dxa" w:w="1080"/>
+            <w:tcW w:type="dxa" w:w="1530"/>
           </w:tcPr>
           <w:p>
             <w:r>
+              <w:rPr>
+                <w:b/>
+              </w:rPr>
               <w:t>Tue</w:t>
             </w:r>
           </w:p>
         </w:tc>
         <w:tc>
           <w:tcPr>
-            <w:tcW w:type="dxa" w:w="1080"/>
+            <w:tcW w:type="dxa" w:w="1530"/>
           </w:tcPr>
           <w:p>
             <w:r>
+              <w:rPr>
+                <w:b/>
+              </w:rPr>
               <w:t>Wed</w:t>
             </w:r>
           </w:p>
         </w:tc>
         <w:tc>
           <w:tcPr>
-            <w:tcW w:type="dxa" w:w="1080"/>
+            <w:tcW w:type="dxa" w:w="1530"/>
           </w:tcPr>
           <w:p>
             <w:r>
+              <w:rPr>
+                <w:b/>
+              </w:rPr>
               <w:t>Thu</w:t>
             </w:r>
           </w:p>
         </w:tc>
         <w:tc>
           <w:tcPr>
-            <w:tcW w:type="dxa" w:w="1080"/>
+            <w:tcW w:type="dxa" w:w="1530"/>
           </w:tcPr>
           <w:p>
             <w:r>
+              <w:rPr>
+                <w:b/>
+              </w:rPr>
               <w:t>Fri</w:t>
             </w:r>
           </w:p>
         </w:tc>
         <w:tc>
           <w:tcPr>
-            <w:tcW w:type="dxa" w:w="1080"/>
+            <w:tcW w:type="dxa" w:w="1530"/>
           </w:tcPr>
           <w:p>
             <w:r>
+              <w:rPr>
+                <w:b/>
+              </w:rPr>
               <w:t>Fri Time</w:t>
             </w:r>
           </w:p>
@@ -116,7 +140,7 @@
       <w:tr>
         <w:tc>
           <w:tcPr>
-            <w:tcW w:type="dxa" w:w="1080"/>
+            <w:tcW w:type="dxa" w:w="1530"/>
           </w:tcPr>
           <w:p>
             <w:r>
@@ -126,7 +150,7 @@
         </w:tc>
         <w:tc>
           <w:tcPr>
-            <w:tcW w:type="dxa" w:w="1080"/>
+            <w:tcW w:type="dxa" w:w="1530"/>
           </w:tcPr>
           <w:p>
             <w:r>
@@ -136,7 +160,7 @@
         </w:tc>
         <w:tc>
           <w:tcPr>
-            <w:tcW w:type="dxa" w:w="1080"/>
+            <w:tcW w:type="dxa" w:w="1530"/>
           </w:tcPr>
           <w:p>
             <w:r>
@@ -148,7 +172,7 @@
         </w:tc>
         <w:tc>
           <w:tcPr>
-            <w:tcW w:type="dxa" w:w="1080"/>
+            <w:tcW w:type="dxa" w:w="1530"/>
           </w:tcPr>
           <w:p>
             <w:r>
@@ -160,7 +184,7 @@
         </w:tc>
         <w:tc>
           <w:tcPr>
-            <w:tcW w:type="dxa" w:w="1080"/>
+            <w:tcW w:type="dxa" w:w="1530"/>
           </w:tcPr>
           <w:p>
             <w:r>
@@ -172,7 +196,7 @@
         </w:tc>
         <w:tc>
           <w:tcPr>
-            <w:tcW w:type="dxa" w:w="1080"/>
+            <w:tcW w:type="dxa" w:w="1530"/>
           </w:tcPr>
           <w:p>
             <w:r>
@@ -184,15 +208,19 @@
         </w:tc>
         <w:tc>
           <w:tcPr>
-            <w:tcW w:type="dxa" w:w="1080"/>
+            <w:tcW w:type="dxa" w:w="1530"/>
           </w:tcPr>
           <w:p>
-            <w:r/>
+            <w:r>
+              <w:t>6D</w:t>
+              <w:br/>
+              <w:t>MATHS</w:t>
+            </w:r>
           </w:p>
         </w:tc>
         <w:tc>
           <w:tcPr>
-            <w:tcW w:type="dxa" w:w="1080"/>
+            <w:tcW w:type="dxa" w:w="1530"/>
           </w:tcPr>
           <w:p>
             <w:r>
@@ -204,7 +232,7 @@
       <w:tr>
         <w:tc>
           <w:tcPr>
-            <w:tcW w:type="dxa" w:w="1080"/>
+            <w:tcW w:type="dxa" w:w="1530"/>
           </w:tcPr>
           <w:p>
             <w:r>
@@ -214,7 +242,7 @@
         </w:tc>
         <w:tc>
           <w:tcPr>
-            <w:tcW w:type="dxa" w:w="1080"/>
+            <w:tcW w:type="dxa" w:w="1530"/>
           </w:tcPr>
           <w:p>
             <w:r>
@@ -224,7 +252,7 @@
         </w:tc>
         <w:tc>
           <w:tcPr>
-            <w:tcW w:type="dxa" w:w="1080"/>
+            <w:tcW w:type="dxa" w:w="1530"/>
           </w:tcPr>
           <w:p>
             <w:r/>
@@ -232,7 +260,79 @@
         </w:tc>
         <w:tc>
           <w:tcPr>
-            <w:tcW w:type="dxa" w:w="1080"/>
+            <w:tcW w:type="dxa" w:w="1530"/>
+          </w:tcPr>
+          <w:p>
+            <w:r/>
+          </w:p>
+        </w:tc>
+        <w:tc>
+          <w:tcPr>
+            <w:tcW w:type="dxa" w:w="1530"/>
+          </w:tcPr>
+          <w:p>
+            <w:r/>
+          </w:p>
+        </w:tc>
+        <w:tc>
+          <w:tcPr>
+            <w:tcW w:type="dxa" w:w="1530"/>
+          </w:tcPr>
+          <w:p>
+            <w:r>
+              <w:t>9B</w:t>
+              <w:br/>
+              <w:t>MATHS</w:t>
+            </w:r>
+          </w:p>
+        </w:tc>
+        <w:tc>
+          <w:tcPr>
+            <w:tcW w:type="dxa" w:w="1530"/>
+          </w:tcPr>
+          <w:p>
+            <w:r>
+              <w:t>6D</w:t>
+              <w:br/>
+              <w:t>MATHS</w:t>
+            </w:r>
+          </w:p>
+        </w:tc>
+        <w:tc>
+          <w:tcPr>
+            <w:tcW w:type="dxa" w:w="1530"/>
+          </w:tcPr>
+          <w:p>
+            <w:r>
+              <w:t>8:40-9:15</w:t>
+            </w:r>
+          </w:p>
+        </w:tc>
+      </w:tr>
+      <w:tr>
+        <w:tc>
+          <w:tcPr>
+            <w:tcW w:type="dxa" w:w="1530"/>
+          </w:tcPr>
+          <w:p>
+            <w:r>
+              <w:t>P3</w:t>
+            </w:r>
+          </w:p>
+        </w:tc>
+        <w:tc>
+          <w:tcPr>
+            <w:tcW w:type="dxa" w:w="1530"/>
+          </w:tcPr>
+          <w:p>
+            <w:r>
+              <w:t>9:30-10:10</w:t>
+            </w:r>
+          </w:p>
+        </w:tc>
+        <w:tc>
+          <w:tcPr>
+            <w:tcW w:type="dxa" w:w="1530"/>
           </w:tcPr>
           <w:p>
             <w:r>
@@ -244,7 +344,39 @@
         </w:tc>
         <w:tc>
           <w:tcPr>
-            <w:tcW w:type="dxa" w:w="1080"/>
+            <w:tcW w:type="dxa" w:w="1530"/>
+          </w:tcPr>
+          <w:p>
+            <w:r>
+              <w:t>7B</w:t>
+              <w:br/>
+              <w:t>MATHS</w:t>
+            </w:r>
+          </w:p>
+        </w:tc>
+        <w:tc>
+          <w:tcPr>
+            <w:tcW w:type="dxa" w:w="1530"/>
+          </w:tcPr>
+          <w:p>
+            <w:r/>
+          </w:p>
+        </w:tc>
+        <w:tc>
+          <w:tcPr>
+            <w:tcW w:type="dxa" w:w="1530"/>
+          </w:tcPr>
+          <w:p>
+            <w:r>
+              <w:t>9F</w:t>
+              <w:br/>
+              <w:t>MATHS</w:t>
+            </w:r>
+          </w:p>
+        </w:tc>
+        <w:tc>
+          <w:tcPr>
+            <w:tcW w:type="dxa" w:w="1530"/>
           </w:tcPr>
           <w:p>
             <w:r>
@@ -256,7 +388,51 @@
         </w:tc>
         <w:tc>
           <w:tcPr>
-            <w:tcW w:type="dxa" w:w="1080"/>
+            <w:tcW w:type="dxa" w:w="1530"/>
+          </w:tcPr>
+          <w:p>
+            <w:r>
+              <w:t>9:15-9:50</w:t>
+            </w:r>
+          </w:p>
+        </w:tc>
+      </w:tr>
+      <w:tr>
+        <w:tc>
+          <w:tcPr>
+            <w:tcW w:type="dxa" w:w="1530"/>
+          </w:tcPr>
+          <w:p>
+            <w:r>
+              <w:t>P4</w:t>
+            </w:r>
+          </w:p>
+        </w:tc>
+        <w:tc>
+          <w:tcPr>
+            <w:tcW w:type="dxa" w:w="1530"/>
+          </w:tcPr>
+          <w:p>
+            <w:r>
+              <w:t>10:10-10:50</w:t>
+            </w:r>
+          </w:p>
+        </w:tc>
+        <w:tc>
+          <w:tcPr>
+            <w:tcW w:type="dxa" w:w="1530"/>
+          </w:tcPr>
+          <w:p>
+            <w:r>
+              <w:t>9B</w:t>
+              <w:br/>
+              <w:t>MATHS</w:t>
+            </w:r>
+          </w:p>
+        </w:tc>
+        <w:tc>
+          <w:tcPr>
+            <w:tcW w:type="dxa" w:w="1530"/>
           </w:tcPr>
           <w:p>
             <w:r/>
@@ -264,7 +440,255 @@
         </w:tc>
         <w:tc>
           <w:tcPr>
-            <w:tcW w:type="dxa" w:w="1080"/>
+            <w:tcW w:type="dxa" w:w="1530"/>
+          </w:tcPr>
+          <w:p>
+            <w:r/>
+          </w:p>
+        </w:tc>
+        <w:tc>
+          <w:tcPr>
+            <w:tcW w:type="dxa" w:w="1530"/>
+          </w:tcPr>
+          <w:p>
+            <w:r/>
+          </w:p>
+        </w:tc>
+        <w:tc>
+          <w:tcPr>
+            <w:tcW w:type="dxa" w:w="1530"/>
+          </w:tcPr>
+          <w:p>
+            <w:r/>
+          </w:p>
+        </w:tc>
+        <w:tc>
+          <w:tcPr>
+            <w:tcW w:type="dxa" w:w="1530"/>
+          </w:tcPr>
+          <w:p>
+            <w:r>
+              <w:t>9:50-10:25</w:t>
+            </w:r>
+          </w:p>
+        </w:tc>
+      </w:tr>
+      <w:tr>
+        <w:tc>
+          <w:tcPr>
+            <w:tcW w:type="dxa" w:w="1530"/>
+          </w:tcPr>
+          <w:p>
+            <w:r>
+              <w:t>Lunch</w:t>
+            </w:r>
+          </w:p>
+        </w:tc>
+        <w:tc>
+          <w:tcPr>
+            <w:tcW w:type="dxa" w:w="1530"/>
+          </w:tcPr>
+          <w:p>
+            <w:r>
+              <w:t>10:50-11:20</w:t>
+            </w:r>
+          </w:p>
+        </w:tc>
+        <w:tc>
+          <w:tcPr>
+            <w:tcW w:type="dxa" w:w="1530"/>
+          </w:tcPr>
+          <w:p>
+            <w:r/>
+          </w:p>
+        </w:tc>
+        <w:tc>
+          <w:tcPr>
+            <w:tcW w:type="dxa" w:w="1530"/>
+          </w:tcPr>
+          <w:p>
+            <w:r/>
+          </w:p>
+        </w:tc>
+        <w:tc>
+          <w:tcPr>
+            <w:tcW w:type="dxa" w:w="1530"/>
+          </w:tcPr>
+          <w:p>
+            <w:r/>
+          </w:p>
+        </w:tc>
+        <w:tc>
+          <w:tcPr>
+            <w:tcW w:type="dxa" w:w="1530"/>
+          </w:tcPr>
+          <w:p>
+            <w:r/>
+          </w:p>
+        </w:tc>
+        <w:tc>
+          <w:tcPr>
+            <w:tcW w:type="dxa" w:w="1530"/>
+          </w:tcPr>
+          <w:p>
+            <w:r/>
+          </w:p>
+        </w:tc>
+        <w:tc>
+          <w:tcPr>
+            <w:tcW w:type="dxa" w:w="1530"/>
+          </w:tcPr>
+          <w:p>
+            <w:r>
+              <w:t>10:25-10:55</w:t>
+            </w:r>
+          </w:p>
+        </w:tc>
+      </w:tr>
+      <w:tr>
+        <w:tc>
+          <w:tcPr>
+            <w:tcW w:type="dxa" w:w="1530"/>
+          </w:tcPr>
+          <w:p>
+            <w:r>
+              <w:t>P5</w:t>
+            </w:r>
+          </w:p>
+        </w:tc>
+        <w:tc>
+          <w:tcPr>
+            <w:tcW w:type="dxa" w:w="1530"/>
+          </w:tcPr>
+          <w:p>
+            <w:r>
+              <w:t>11:20-12:00</w:t>
+            </w:r>
+          </w:p>
+        </w:tc>
+        <w:tc>
+          <w:tcPr>
+            <w:tcW w:type="dxa" w:w="1530"/>
+          </w:tcPr>
+          <w:p>
+            <w:r>
+              <w:t>9B</w:t>
+              <w:br/>
+              <w:t>MATHS</w:t>
+            </w:r>
+          </w:p>
+        </w:tc>
+        <w:tc>
+          <w:tcPr>
+            <w:tcW w:type="dxa" w:w="1530"/>
+          </w:tcPr>
+          <w:p>
+            <w:r>
+              <w:t>6D</w:t>
+              <w:br/>
+              <w:t>TS</w:t>
+            </w:r>
+          </w:p>
+        </w:tc>
+        <w:tc>
+          <w:tcPr>
+            <w:tcW w:type="dxa" w:w="1530"/>
+          </w:tcPr>
+          <w:p>
+            <w:r>
+              <w:t>9B</w:t>
+              <w:br/>
+              <w:t>MATHS</w:t>
+            </w:r>
+          </w:p>
+        </w:tc>
+        <w:tc>
+          <w:tcPr>
+            <w:tcW w:type="dxa" w:w="1530"/>
+          </w:tcPr>
+          <w:p>
+            <w:r/>
+          </w:p>
+        </w:tc>
+        <w:tc>
+          <w:tcPr>
+            <w:tcW w:type="dxa" w:w="1530"/>
+          </w:tcPr>
+          <w:p>
+            <w:r>
+              <w:t>9F</w:t>
+              <w:br/>
+              <w:t>MATHS</w:t>
+            </w:r>
+          </w:p>
+        </w:tc>
+        <w:tc>
+          <w:tcPr>
+            <w:tcW w:type="dxa" w:w="1530"/>
+          </w:tcPr>
+          <w:p>
+            <w:r>
+              <w:t>10:55-11:35</w:t>
+            </w:r>
+          </w:p>
+        </w:tc>
+      </w:tr>
+      <w:tr>
+        <w:tc>
+          <w:tcPr>
+            <w:tcW w:type="dxa" w:w="1530"/>
+          </w:tcPr>
+          <w:p>
+            <w:r>
+              <w:t>P6</w:t>
+            </w:r>
+          </w:p>
+        </w:tc>
+        <w:tc>
+          <w:tcPr>
+            <w:tcW w:type="dxa" w:w="1530"/>
+          </w:tcPr>
+          <w:p>
+            <w:r>
+              <w:t>12:00-12:40</w:t>
+            </w:r>
+          </w:p>
+        </w:tc>
+        <w:tc>
+          <w:tcPr>
+            <w:tcW w:type="dxa" w:w="1530"/>
+          </w:tcPr>
+          <w:p>
+            <w:r/>
+          </w:p>
+        </w:tc>
+        <w:tc>
+          <w:tcPr>
+            <w:tcW w:type="dxa" w:w="1530"/>
+          </w:tcPr>
+          <w:p>
+            <w:r>
+              <w:t>9F</w:t>
+              <w:br/>
+              <w:t>MATHS</w:t>
+            </w:r>
+          </w:p>
+        </w:tc>
+        <w:tc>
+          <w:tcPr>
+            <w:tcW w:type="dxa" w:w="1530"/>
+          </w:tcPr>
+          <w:p>
+            <w:r>
+              <w:t>9F</w:t>
+              <w:br/>
+              <w:t>MATHS</w:t>
+            </w:r>
+          </w:p>
+        </w:tc>
+        <w:tc>
+          <w:tcPr>
+            <w:tcW w:type="dxa" w:w="1530"/>
           </w:tcPr>
           <w:p>
             <w:r>
@@ -276,39 +700,7 @@
         </w:tc>
         <w:tc>
           <w:tcPr>
-            <w:tcW w:type="dxa" w:w="1080"/>
-          </w:tcPr>
-          <w:p>
-            <w:r>
-              <w:t>8:40-9:15</w:t>
-            </w:r>
-          </w:p>
-        </w:tc>
-      </w:tr>
-      <w:tr>
-        <w:tc>
-          <w:tcPr>
-            <w:tcW w:type="dxa" w:w="1080"/>
-          </w:tcPr>
-          <w:p>
-            <w:r>
-              <w:t>P3</w:t>
-            </w:r>
-          </w:p>
-        </w:tc>
-        <w:tc>
-          <w:tcPr>
-            <w:tcW w:type="dxa" w:w="1080"/>
-          </w:tcPr>
-          <w:p>
-            <w:r>
-              <w:t>9:30-10:10</w:t>
-            </w:r>
-          </w:p>
-        </w:tc>
-        <w:tc>
-          <w:tcPr>
-            <w:tcW w:type="dxa" w:w="1080"/>
+            <w:tcW w:type="dxa" w:w="1530"/>
           </w:tcPr>
           <w:p>
             <w:r>
@@ -320,23 +712,39 @@
         </w:tc>
         <w:tc>
           <w:tcPr>
-            <w:tcW w:type="dxa" w:w="1080"/>
+            <w:tcW w:type="dxa" w:w="1530"/>
           </w:tcPr>
           <w:p>
-            <w:r/>
+            <w:r>
+              <w:t>11:35-12:15</w:t>
+            </w:r>
+          </w:p>
+        </w:tc>
+      </w:tr>
+      <w:tr>
+        <w:tc>
+          <w:tcPr>
+            <w:tcW w:type="dxa" w:w="1530"/>
+          </w:tcPr>
+          <w:p>
+            <w:r>
+              <w:t>P7</w:t>
+            </w:r>
           </w:p>
         </w:tc>
         <w:tc>
           <w:tcPr>
-            <w:tcW w:type="dxa" w:w="1080"/>
+            <w:tcW w:type="dxa" w:w="1530"/>
           </w:tcPr>
           <w:p>
-            <w:r/>
+            <w:r>
+              <w:t>12:40-1:20</w:t>
+            </w:r>
           </w:p>
         </w:tc>
         <w:tc>
           <w:tcPr>
-            <w:tcW w:type="dxa" w:w="1080"/>
+            <w:tcW w:type="dxa" w:w="1530"/>
           </w:tcPr>
           <w:p>
             <w:r>
@@ -348,7 +756,19 @@
         </w:tc>
         <w:tc>
           <w:tcPr>
-            <w:tcW w:type="dxa" w:w="1080"/>
+            <w:tcW w:type="dxa" w:w="1530"/>
+          </w:tcPr>
+          <w:p>
+            <w:r>
+              <w:t>9B</w:t>
+              <w:br/>
+              <w:t>MATHS</w:t>
+            </w:r>
+          </w:p>
+        </w:tc>
+        <w:tc>
+          <w:tcPr>
+            <w:tcW w:type="dxa" w:w="1530"/>
           </w:tcPr>
           <w:p>
             <w:r/>
@@ -356,39 +776,57 @@
         </w:tc>
         <w:tc>
           <w:tcPr>
-            <w:tcW w:type="dxa" w:w="1080"/>
+            <w:tcW w:type="dxa" w:w="1530"/>
           </w:tcPr>
           <w:p>
             <w:r>
-              <w:t>9:15-9:50</w:t>
+              <w:t>7B</w:t>
+              <w:br/>
+              <w:t>MATHS</w:t>
             </w:r>
+          </w:p>
+        </w:tc>
+        <w:tc>
+          <w:tcPr>
+            <w:tcW w:type="dxa" w:w="1530"/>
+          </w:tcPr>
+          <w:p>
+            <w:r/>
+          </w:p>
+        </w:tc>
+        <w:tc>
+          <w:tcPr>
+            <w:tcW w:type="dxa" w:w="1530"/>
+          </w:tcPr>
+          <w:p>
+            <w:r/>
           </w:p>
         </w:tc>
       </w:tr>
       <w:tr>
         <w:tc>
           <w:tcPr>
-            <w:tcW w:type="dxa" w:w="1080"/>
+            <w:tcW w:type="dxa" w:w="1530"/>
           </w:tcPr>
           <w:p>
             <w:r>
-              <w:t>P4</w:t>
+              <w:t>P8</w:t>
             </w:r>
           </w:p>
         </w:tc>
         <w:tc>
           <w:tcPr>
-            <w:tcW w:type="dxa" w:w="1080"/>
+            <w:tcW w:type="dxa" w:w="1530"/>
           </w:tcPr>
           <w:p>
             <w:r>
-              <w:t>10:10-10:50</w:t>
+              <w:t>1:20-2:00</w:t>
             </w:r>
           </w:p>
         </w:tc>
         <w:tc>
           <w:tcPr>
-            <w:tcW w:type="dxa" w:w="1080"/>
+            <w:tcW w:type="dxa" w:w="1530"/>
           </w:tcPr>
           <w:p>
             <w:r>
@@ -400,87 +838,7 @@
         </w:tc>
         <w:tc>
           <w:tcPr>
-            <w:tcW w:type="dxa" w:w="1080"/>
-          </w:tcPr>
-          <w:p>
-            <w:r>
-              <w:t>9F</w:t>
-              <w:br/>
-              <w:t>MATHS</w:t>
-            </w:r>
-          </w:p>
-        </w:tc>
-        <w:tc>
-          <w:tcPr>
-            <w:tcW w:type="dxa" w:w="1080"/>
-          </w:tcPr>
-          <w:p>
-            <w:r>
-              <w:t>9F</w:t>
-              <w:br/>
-              <w:t>MATHS</w:t>
-            </w:r>
-          </w:p>
-        </w:tc>
-        <w:tc>
-          <w:tcPr>
-            <w:tcW w:type="dxa" w:w="1080"/>
-          </w:tcPr>
-          <w:p>
-            <w:r>
-              <w:t>9B</w:t>
-              <w:br/>
-              <w:t>MATHS</w:t>
-            </w:r>
-          </w:p>
-        </w:tc>
-        <w:tc>
-          <w:tcPr>
-            <w:tcW w:type="dxa" w:w="1080"/>
-          </w:tcPr>
-          <w:p>
-            <w:r>
-              <w:t>9B</w:t>
-              <w:br/>
-              <w:t>MATHS</w:t>
-            </w:r>
-          </w:p>
-        </w:tc>
-        <w:tc>
-          <w:tcPr>
-            <w:tcW w:type="dxa" w:w="1080"/>
-          </w:tcPr>
-          <w:p>
-            <w:r>
-              <w:t>9:50-10:25</w:t>
-            </w:r>
-          </w:p>
-        </w:tc>
-      </w:tr>
-      <w:tr>
-        <w:tc>
-          <w:tcPr>
-            <w:tcW w:type="dxa" w:w="1080"/>
-          </w:tcPr>
-          <w:p>
-            <w:r>
-              <w:t>Lunch</w:t>
-            </w:r>
-          </w:p>
-        </w:tc>
-        <w:tc>
-          <w:tcPr>
-            <w:tcW w:type="dxa" w:w="1080"/>
-          </w:tcPr>
-          <w:p>
-            <w:r>
-              <w:t>10:50-11:20</w:t>
-            </w:r>
-          </w:p>
-        </w:tc>
-        <w:tc>
-          <w:tcPr>
-            <w:tcW w:type="dxa" w:w="1080"/>
+            <w:tcW w:type="dxa" w:w="1530"/>
           </w:tcPr>
           <w:p>
             <w:r/>
@@ -488,103 +846,7 @@
         </w:tc>
         <w:tc>
           <w:tcPr>
-            <w:tcW w:type="dxa" w:w="1080"/>
-          </w:tcPr>
-          <w:p>
-            <w:r/>
-          </w:p>
-        </w:tc>
-        <w:tc>
-          <w:tcPr>
-            <w:tcW w:type="dxa" w:w="1080"/>
-          </w:tcPr>
-          <w:p>
-            <w:r/>
-          </w:p>
-        </w:tc>
-        <w:tc>
-          <w:tcPr>
-            <w:tcW w:type="dxa" w:w="1080"/>
-          </w:tcPr>
-          <w:p>
-            <w:r/>
-          </w:p>
-        </w:tc>
-        <w:tc>
-          <w:tcPr>
-            <w:tcW w:type="dxa" w:w="1080"/>
-          </w:tcPr>
-          <w:p>
-            <w:r/>
-          </w:p>
-        </w:tc>
-        <w:tc>
-          <w:tcPr>
-            <w:tcW w:type="dxa" w:w="1080"/>
-          </w:tcPr>
-          <w:p>
-            <w:r>
-              <w:t>10:25-10:55</w:t>
-            </w:r>
-          </w:p>
-        </w:tc>
-      </w:tr>
-      <w:tr>
-        <w:tc>
-          <w:tcPr>
-            <w:tcW w:type="dxa" w:w="1080"/>
-          </w:tcPr>
-          <w:p>
-            <w:r>
-              <w:t>P5</w:t>
-            </w:r>
-          </w:p>
-        </w:tc>
-        <w:tc>
-          <w:tcPr>
-            <w:tcW w:type="dxa" w:w="1080"/>
-          </w:tcPr>
-          <w:p>
-            <w:r>
-              <w:t>11:20-12:00</w:t>
-            </w:r>
-          </w:p>
-        </w:tc>
-        <w:tc>
-          <w:tcPr>
-            <w:tcW w:type="dxa" w:w="1080"/>
-          </w:tcPr>
-          <w:p>
-            <w:r/>
-          </w:p>
-        </w:tc>
-        <w:tc>
-          <w:tcPr>
-            <w:tcW w:type="dxa" w:w="1080"/>
-          </w:tcPr>
-          <w:p>
-            <w:r>
-              <w:t>9B</w:t>
-              <w:br/>
-              <w:t>MATHS</w:t>
-            </w:r>
-          </w:p>
-        </w:tc>
-        <w:tc>
-          <w:tcPr>
-            <w:tcW w:type="dxa" w:w="1080"/>
-          </w:tcPr>
-          <w:p>
-            <w:r>
-              <w:t>9F</w:t>
-              <w:br/>
-              <w:t>MATHS</w:t>
-            </w:r>
-          </w:p>
-        </w:tc>
-        <w:tc>
-          <w:tcPr>
-            <w:tcW w:type="dxa" w:w="1080"/>
+            <w:tcW w:type="dxa" w:w="1530"/>
           </w:tcPr>
           <w:p>
             <w:r>
@@ -596,7 +858,7 @@
         </w:tc>
         <w:tc>
           <w:tcPr>
-            <w:tcW w:type="dxa" w:w="1080"/>
+            <w:tcW w:type="dxa" w:w="1530"/>
           </w:tcPr>
           <w:p>
             <w:r/>
@@ -604,39 +866,7 @@
         </w:tc>
         <w:tc>
           <w:tcPr>
-            <w:tcW w:type="dxa" w:w="1080"/>
-          </w:tcPr>
-          <w:p>
-            <w:r>
-              <w:t>10:55-11:35</w:t>
-            </w:r>
-          </w:p>
-        </w:tc>
-      </w:tr>
-      <w:tr>
-        <w:tc>
-          <w:tcPr>
-            <w:tcW w:type="dxa" w:w="1080"/>
-          </w:tcPr>
-          <w:p>
-            <w:r>
-              <w:t>P6</w:t>
-            </w:r>
-          </w:p>
-        </w:tc>
-        <w:tc>
-          <w:tcPr>
-            <w:tcW w:type="dxa" w:w="1080"/>
-          </w:tcPr>
-          <w:p>
-            <w:r>
-              <w:t>12:00-12:40</w:t>
-            </w:r>
-          </w:p>
-        </w:tc>
-        <w:tc>
-          <w:tcPr>
-            <w:tcW w:type="dxa" w:w="1080"/>
+            <w:tcW w:type="dxa" w:w="1530"/>
           </w:tcPr>
           <w:p>
             <w:r/>
@@ -644,213 +874,7 @@
         </w:tc>
         <w:tc>
           <w:tcPr>
-            <w:tcW w:type="dxa" w:w="1080"/>
-          </w:tcPr>
-          <w:p>
-            <w:r>
-              <w:t>9B</w:t>
-              <w:br/>
-              <w:t>MATHS</w:t>
-            </w:r>
-          </w:p>
-        </w:tc>
-        <w:tc>
-          <w:tcPr>
-            <w:tcW w:type="dxa" w:w="1080"/>
-          </w:tcPr>
-          <w:p>
-            <w:r>
-              <w:t>7B</w:t>
-              <w:br/>
-              <w:t>MATHS</w:t>
-            </w:r>
-          </w:p>
-        </w:tc>
-        <w:tc>
-          <w:tcPr>
-            <w:tcW w:type="dxa" w:w="1080"/>
-          </w:tcPr>
-          <w:p>
-            <w:r>
-              <w:t>6D</w:t>
-              <w:br/>
-              <w:t>MATHS</w:t>
-            </w:r>
-          </w:p>
-        </w:tc>
-        <w:tc>
-          <w:tcPr>
-            <w:tcW w:type="dxa" w:w="1080"/>
-          </w:tcPr>
-          <w:p>
-            <w:r>
-              <w:t>6D</w:t>
-              <w:br/>
-              <w:t>TS</w:t>
-            </w:r>
-          </w:p>
-        </w:tc>
-        <w:tc>
-          <w:tcPr>
-            <w:tcW w:type="dxa" w:w="1080"/>
-          </w:tcPr>
-          <w:p>
-            <w:r>
-              <w:t>11:35-12:15</w:t>
-            </w:r>
-          </w:p>
-        </w:tc>
-      </w:tr>
-      <w:tr>
-        <w:tc>
-          <w:tcPr>
-            <w:tcW w:type="dxa" w:w="1080"/>
-          </w:tcPr>
-          <w:p>
-            <w:r>
-              <w:t>P7</w:t>
-            </w:r>
-          </w:p>
-        </w:tc>
-        <w:tc>
-          <w:tcPr>
-            <w:tcW w:type="dxa" w:w="1080"/>
-          </w:tcPr>
-          <w:p>
-            <w:r>
-              <w:t>12:40-1:20</w:t>
-            </w:r>
-          </w:p>
-        </w:tc>
-        <w:tc>
-          <w:tcPr>
-            <w:tcW w:type="dxa" w:w="1080"/>
-          </w:tcPr>
-          <w:p>
-            <w:r>
-              <w:t>9F</w:t>
-              <w:br/>
-              <w:t>MATHS</w:t>
-            </w:r>
-          </w:p>
-        </w:tc>
-        <w:tc>
-          <w:tcPr>
-            <w:tcW w:type="dxa" w:w="1080"/>
-          </w:tcPr>
-          <w:p>
-            <w:r/>
-          </w:p>
-        </w:tc>
-        <w:tc>
-          <w:tcPr>
-            <w:tcW w:type="dxa" w:w="1080"/>
-          </w:tcPr>
-          <w:p>
-            <w:r>
-              <w:t>7B</w:t>
-              <w:br/>
-              <w:t>MATHS</w:t>
-            </w:r>
-          </w:p>
-        </w:tc>
-        <w:tc>
-          <w:tcPr>
-            <w:tcW w:type="dxa" w:w="1080"/>
-          </w:tcPr>
-          <w:p>
-            <w:r>
-              <w:t>6D</w:t>
-              <w:br/>
-              <w:t>MATHS</w:t>
-            </w:r>
-          </w:p>
-        </w:tc>
-        <w:tc>
-          <w:tcPr>
-            <w:tcW w:type="dxa" w:w="1080"/>
-          </w:tcPr>
-          <w:p>
-            <w:r/>
-          </w:p>
-        </w:tc>
-        <w:tc>
-          <w:tcPr>
-            <w:tcW w:type="dxa" w:w="1080"/>
-          </w:tcPr>
-          <w:p>
-            <w:r/>
-          </w:p>
-        </w:tc>
-      </w:tr>
-      <w:tr>
-        <w:tc>
-          <w:tcPr>
-            <w:tcW w:type="dxa" w:w="1080"/>
-          </w:tcPr>
-          <w:p>
-            <w:r>
-              <w:t>P8</w:t>
-            </w:r>
-          </w:p>
-        </w:tc>
-        <w:tc>
-          <w:tcPr>
-            <w:tcW w:type="dxa" w:w="1080"/>
-          </w:tcPr>
-          <w:p>
-            <w:r>
-              <w:t>1:20-2:00</w:t>
-            </w:r>
-          </w:p>
-        </w:tc>
-        <w:tc>
-          <w:tcPr>
-            <w:tcW w:type="dxa" w:w="1080"/>
-          </w:tcPr>
-          <w:p>
-            <w:r/>
-          </w:p>
-        </w:tc>
-        <w:tc>
-          <w:tcPr>
-            <w:tcW w:type="dxa" w:w="1080"/>
-          </w:tcPr>
-          <w:p>
-            <w:r>
-              <w:t>9B</w:t>
-              <w:br/>
-              <w:t>MATHS</w:t>
-            </w:r>
-          </w:p>
-        </w:tc>
-        <w:tc>
-          <w:tcPr>
-            <w:tcW w:type="dxa" w:w="1080"/>
-          </w:tcPr>
-          <w:p>
-            <w:r/>
-          </w:p>
-        </w:tc>
-        <w:tc>
-          <w:tcPr>
-            <w:tcW w:type="dxa" w:w="1080"/>
-          </w:tcPr>
-          <w:p>
-            <w:r/>
-          </w:p>
-        </w:tc>
-        <w:tc>
-          <w:tcPr>
-            <w:tcW w:type="dxa" w:w="1080"/>
-          </w:tcPr>
-          <w:p>
-            <w:r/>
-          </w:p>
-        </w:tc>
-        <w:tc>
-          <w:tcPr>
-            <w:tcW w:type="dxa" w:w="1080"/>
+            <w:tcW w:type="dxa" w:w="1530"/>
           </w:tcPr>
           <w:p>
             <w:r/>
@@ -859,7 +883,7 @@
       </w:tr>
     </w:tbl>
     <w:sectPr>
-      <w:pgSz w:w="12240" w:h="15840"/>
+      <w:pgSz w:w="15840" w:h="12240" w:orient="landscape"/>
       <w:pgMar w:top="1440" w:right="1800" w:bottom="1440" w:left="1800" w:header="720" w:footer="720" w:gutter="0"/>
       <w:cols w:space="720"/>
       <w:docGrid w:linePitch="360"/>

--- a/FARKHANDA AHMED_timetable.docx
+++ b/FARKHANDA AHMED_timetable.docx
@@ -359,7 +359,11 @@
             <w:tcW w:type="dxa" w:w="1530"/>
           </w:tcPr>
           <w:p>
-            <w:r/>
+            <w:r>
+              <w:t>9F</w:t>
+              <w:br/>
+              <w:t>MATHS</w:t>
+            </w:r>
           </w:p>
         </w:tc>
         <w:tc>
@@ -679,11 +683,7 @@
             <w:tcW w:type="dxa" w:w="1530"/>
           </w:tcPr>
           <w:p>
-            <w:r>
-              <w:t>9F</w:t>
-              <w:br/>
-              <w:t>MATHS</w:t>
-            </w:r>
+            <w:r/>
           </w:p>
         </w:tc>
         <w:tc>

--- a/FARKHANDA AHMED_timetable.docx
+++ b/FARKHANDA AHMED_timetable.docx
@@ -383,11 +383,7 @@
             <w:tcW w:type="dxa" w:w="1530"/>
           </w:tcPr>
           <w:p>
-            <w:r>
-              <w:t>9B</w:t>
-              <w:br/>
-              <w:t>MATHS</w:t>
-            </w:r>
+            <w:r/>
           </w:p>
         </w:tc>
         <w:tc>
@@ -463,7 +459,11 @@
             <w:tcW w:type="dxa" w:w="1530"/>
           </w:tcPr>
           <w:p>
-            <w:r/>
+            <w:r>
+              <w:t>9B</w:t>
+              <w:br/>
+              <w:t>MATHS</w:t>
+            </w:r>
           </w:p>
         </w:tc>
         <w:tc>

--- a/FARKHANDA AHMED_timetable.docx
+++ b/FARKHANDA AHMED_timetable.docx
@@ -263,7 +263,11 @@
             <w:tcW w:type="dxa" w:w="1530"/>
           </w:tcPr>
           <w:p>
-            <w:r/>
+            <w:r>
+              <w:t>6D</w:t>
+              <w:br/>
+              <w:t>MATHS</w:t>
+            </w:r>
           </w:p>
         </w:tc>
         <w:tc>
@@ -291,11 +295,7 @@
             <w:tcW w:type="dxa" w:w="1530"/>
           </w:tcPr>
           <w:p>
-            <w:r>
-              <w:t>6D</w:t>
-              <w:br/>
-              <w:t>MATHS</w:t>
-            </w:r>
+            <w:r/>
           </w:p>
         </w:tc>
         <w:tc>

--- a/FARKHANDA AHMED_timetable.docx
+++ b/FARKHANDA AHMED_timetable.docx
@@ -295,7 +295,11 @@
             <w:tcW w:type="dxa" w:w="1530"/>
           </w:tcPr>
           <w:p>
-            <w:r/>
+            <w:r>
+              <w:t>6D</w:t>
+              <w:br/>
+              <w:t>TS</w:t>
+            </w:r>
           </w:p>
         </w:tc>
         <w:tc>
@@ -383,7 +387,11 @@
             <w:tcW w:type="dxa" w:w="1530"/>
           </w:tcPr>
           <w:p>
-            <w:r/>
+            <w:r>
+              <w:t>9B</w:t>
+              <w:br/>
+              <w:t>MATHS</w:t>
+            </w:r>
           </w:p>
         </w:tc>
         <w:tc>
@@ -459,11 +467,7 @@
             <w:tcW w:type="dxa" w:w="1530"/>
           </w:tcPr>
           <w:p>
-            <w:r>
-              <w:t>9B</w:t>
-              <w:br/>
-              <w:t>MATHS</w:t>
-            </w:r>
+            <w:r/>
           </w:p>
         </w:tc>
         <w:tc>
@@ -587,11 +591,7 @@
             <w:tcW w:type="dxa" w:w="1530"/>
           </w:tcPr>
           <w:p>
-            <w:r>
-              <w:t>6D</w:t>
-              <w:br/>
-              <w:t>TS</w:t>
-            </w:r>
+            <w:r/>
           </w:p>
         </w:tc>
         <w:tc>

--- a/FARKHANDA AHMED_timetable.docx
+++ b/FARKHANDA AHMED_timetable.docx
@@ -212,7 +212,7 @@
           </w:tcPr>
           <w:p>
             <w:r>
-              <w:t>6D</w:t>
+              <w:t>9B</w:t>
               <w:br/>
               <w:t>MATHS</w:t>
             </w:r>
@@ -255,16 +255,8 @@
             <w:tcW w:type="dxa" w:w="1530"/>
           </w:tcPr>
           <w:p>
-            <w:r/>
-          </w:p>
-        </w:tc>
-        <w:tc>
-          <w:tcPr>
-            <w:tcW w:type="dxa" w:w="1530"/>
-          </w:tcPr>
-          <w:p>
             <w:r>
-              <w:t>6D</w:t>
+              <w:t>7B</w:t>
               <w:br/>
               <w:t>MATHS</w:t>
             </w:r>
@@ -275,7 +267,11 @@
             <w:tcW w:type="dxa" w:w="1530"/>
           </w:tcPr>
           <w:p>
-            <w:r/>
+            <w:r>
+              <w:t>8E</w:t>
+              <w:br/>
+              <w:t>MATHS</w:t>
+            </w:r>
           </w:p>
         </w:tc>
         <w:tc>
@@ -296,10 +292,18 @@
           </w:tcPr>
           <w:p>
             <w:r>
-              <w:t>6D</w:t>
+              <w:t>8E</w:t>
               <w:br/>
-              <w:t>TS</w:t>
+              <w:t>MATHS</w:t>
             </w:r>
+          </w:p>
+        </w:tc>
+        <w:tc>
+          <w:tcPr>
+            <w:tcW w:type="dxa" w:w="1530"/>
+          </w:tcPr>
+          <w:p>
+            <w:r/>
           </w:p>
         </w:tc>
         <w:tc>
@@ -339,8 +343,24 @@
             <w:tcW w:type="dxa" w:w="1530"/>
           </w:tcPr>
           <w:p>
+            <w:r/>
+          </w:p>
+        </w:tc>
+        <w:tc>
+          <w:tcPr>
+            <w:tcW w:type="dxa" w:w="1530"/>
+          </w:tcPr>
+          <w:p>
+            <w:r/>
+          </w:p>
+        </w:tc>
+        <w:tc>
+          <w:tcPr>
+            <w:tcW w:type="dxa" w:w="1530"/>
+          </w:tcPr>
+          <w:p>
             <w:r>
-              <w:t>7B</w:t>
+              <w:t>9B</w:t>
               <w:br/>
               <w:t>MATHS</w:t>
             </w:r>
@@ -351,11 +371,7 @@
             <w:tcW w:type="dxa" w:w="1530"/>
           </w:tcPr>
           <w:p>
-            <w:r>
-              <w:t>7B</w:t>
-              <w:br/>
-              <w:t>MATHS</w:t>
-            </w:r>
+            <w:r/>
           </w:p>
         </w:tc>
         <w:tc>
@@ -364,31 +380,7 @@
           </w:tcPr>
           <w:p>
             <w:r>
-              <w:t>9F</w:t>
-              <w:br/>
-              <w:t>MATHS</w:t>
-            </w:r>
-          </w:p>
-        </w:tc>
-        <w:tc>
-          <w:tcPr>
-            <w:tcW w:type="dxa" w:w="1530"/>
-          </w:tcPr>
-          <w:p>
-            <w:r>
-              <w:t>9F</w:t>
-              <w:br/>
-              <w:t>MATHS</w:t>
-            </w:r>
-          </w:p>
-        </w:tc>
-        <w:tc>
-          <w:tcPr>
-            <w:tcW w:type="dxa" w:w="1530"/>
-          </w:tcPr>
-          <w:p>
-            <w:r>
-              <w:t>9B</w:t>
+              <w:t>6D</w:t>
               <w:br/>
               <w:t>MATHS</w:t>
             </w:r>
@@ -459,7 +451,11 @@
             <w:tcW w:type="dxa" w:w="1530"/>
           </w:tcPr>
           <w:p>
-            <w:r/>
+            <w:r>
+              <w:t>8E</w:t>
+              <w:br/>
+              <w:t>MATHS</w:t>
+            </w:r>
           </w:p>
         </w:tc>
         <w:tc>
@@ -467,7 +463,11 @@
             <w:tcW w:type="dxa" w:w="1530"/>
           </w:tcPr>
           <w:p>
-            <w:r/>
+            <w:r>
+              <w:t>8E</w:t>
+              <w:br/>
+              <w:t>MATHS</w:t>
+            </w:r>
           </w:p>
         </w:tc>
         <w:tc>
@@ -580,7 +580,7 @@
           </w:tcPr>
           <w:p>
             <w:r>
-              <w:t>9B</w:t>
+              <w:t>8E</w:t>
               <w:br/>
               <w:t>MATHS</w:t>
             </w:r>
@@ -591,7 +591,23 @@
             <w:tcW w:type="dxa" w:w="1530"/>
           </w:tcPr>
           <w:p>
-            <w:r/>
+            <w:r>
+              <w:t>7B</w:t>
+              <w:br/>
+              <w:t>MATHS</w:t>
+            </w:r>
+          </w:p>
+        </w:tc>
+        <w:tc>
+          <w:tcPr>
+            <w:tcW w:type="dxa" w:w="1530"/>
+          </w:tcPr>
+          <w:p>
+            <w:r>
+              <w:t>7B</w:t>
+              <w:br/>
+              <w:t>MATHS</w:t>
+            </w:r>
           </w:p>
         </w:tc>
         <w:tc>
@@ -611,16 +627,8 @@
             <w:tcW w:type="dxa" w:w="1530"/>
           </w:tcPr>
           <w:p>
-            <w:r/>
-          </w:p>
-        </w:tc>
-        <w:tc>
-          <w:tcPr>
-            <w:tcW w:type="dxa" w:w="1530"/>
-          </w:tcPr>
-          <w:p>
             <w:r>
-              <w:t>9F</w:t>
+              <w:t>7B</w:t>
               <w:br/>
               <w:t>MATHS</w:t>
             </w:r>
@@ -672,7 +680,19 @@
           </w:tcPr>
           <w:p>
             <w:r>
-              <w:t>9F</w:t>
+              <w:t>7B</w:t>
+              <w:br/>
+              <w:t>MATHS</w:t>
+            </w:r>
+          </w:p>
+        </w:tc>
+        <w:tc>
+          <w:tcPr>
+            <w:tcW w:type="dxa" w:w="1530"/>
+          </w:tcPr>
+          <w:p>
+            <w:r>
+              <w:t>8E</w:t>
               <w:br/>
               <w:t>MATHS</w:t>
             </w:r>
@@ -691,23 +711,7 @@
             <w:tcW w:type="dxa" w:w="1530"/>
           </w:tcPr>
           <w:p>
-            <w:r>
-              <w:t>7B</w:t>
-              <w:br/>
-              <w:t>MATHS</w:t>
-            </w:r>
-          </w:p>
-        </w:tc>
-        <w:tc>
-          <w:tcPr>
-            <w:tcW w:type="dxa" w:w="1530"/>
-          </w:tcPr>
-          <w:p>
-            <w:r>
-              <w:t>7B</w:t>
-              <w:br/>
-              <w:t>MATHS</w:t>
-            </w:r>
+            <w:r/>
           </w:p>
         </w:tc>
         <w:tc>
@@ -747,23 +751,7 @@
             <w:tcW w:type="dxa" w:w="1530"/>
           </w:tcPr>
           <w:p>
-            <w:r>
-              <w:t>9F</w:t>
-              <w:br/>
-              <w:t>MATHS</w:t>
-            </w:r>
-          </w:p>
-        </w:tc>
-        <w:tc>
-          <w:tcPr>
-            <w:tcW w:type="dxa" w:w="1530"/>
-          </w:tcPr>
-          <w:p>
-            <w:r>
-              <w:t>9B</w:t>
-              <w:br/>
-              <w:t>MATHS</w:t>
-            </w:r>
+            <w:r/>
           </w:p>
         </w:tc>
         <w:tc>
@@ -779,11 +767,15 @@
             <w:tcW w:type="dxa" w:w="1530"/>
           </w:tcPr>
           <w:p>
-            <w:r>
-              <w:t>7B</w:t>
-              <w:br/>
-              <w:t>MATHS</w:t>
-            </w:r>
+            <w:r/>
+          </w:p>
+        </w:tc>
+        <w:tc>
+          <w:tcPr>
+            <w:tcW w:type="dxa" w:w="1530"/>
+          </w:tcPr>
+          <w:p>
+            <w:r/>
           </w:p>
         </w:tc>
         <w:tc>
@@ -830,7 +822,19 @@
           </w:tcPr>
           <w:p>
             <w:r>
-              <w:t>9F</w:t>
+              <w:t>6D</w:t>
+              <w:br/>
+              <w:t>TS</w:t>
+            </w:r>
+          </w:p>
+        </w:tc>
+        <w:tc>
+          <w:tcPr>
+            <w:tcW w:type="dxa" w:w="1530"/>
+          </w:tcPr>
+          <w:p>
+            <w:r>
+              <w:t>9B</w:t>
               <w:br/>
               <w:t>MATHS</w:t>
             </w:r>
@@ -841,7 +845,11 @@
             <w:tcW w:type="dxa" w:w="1530"/>
           </w:tcPr>
           <w:p>
-            <w:r/>
+            <w:r>
+              <w:t>6D</w:t>
+              <w:br/>
+              <w:t>MATHS</w:t>
+            </w:r>
           </w:p>
         </w:tc>
         <w:tc>
@@ -854,14 +862,6 @@
               <w:br/>
               <w:t>MATHS</w:t>
             </w:r>
-          </w:p>
-        </w:tc>
-        <w:tc>
-          <w:tcPr>
-            <w:tcW w:type="dxa" w:w="1530"/>
-          </w:tcPr>
-          <w:p>
-            <w:r/>
           </w:p>
         </w:tc>
         <w:tc>
